--- a/MAESTRIA 2DO TRIMESTRE/DINAMICA DE SUELOS Y CIMENTACIONES/RESUMENES/RESUMEN 30 MAYO.docx
+++ b/MAESTRIA 2DO TRIMESTRE/DINAMICA DE SUELOS Y CIMENTACIONES/RESUMENES/RESUMEN 30 MAYO.docx
@@ -2,6 +2,31 @@
 <file path=word/document.xml><?xml version="1.0" encoding="utf-8"?>
 <w:document xmlns:wpc="http://schemas.microsoft.com/office/word/2010/wordprocessingCanvas" xmlns:cx="http://schemas.microsoft.com/office/drawing/2014/chartex" xmlns:cx1="http://schemas.microsoft.com/office/drawing/2015/9/8/chartex" xmlns:cx2="http://schemas.microsoft.com/office/drawing/2015/10/21/chartex" xmlns:cx3="http://schemas.microsoft.com/office/drawing/2016/5/9/chartex" xmlns:cx4="http://schemas.microsoft.com/office/drawing/2016/5/10/chartex" xmlns:cx5="http://schemas.microsoft.com/office/drawing/2016/5/11/chartex" xmlns:cx6="http://schemas.microsoft.com/office/drawing/2016/5/12/chartex" xmlns:cx7="http://schemas.microsoft.com/office/drawing/2016/5/13/chartex" xmlns:cx8="http://schemas.microsoft.com/office/drawing/2016/5/14/chartex" xmlns:mc="http://schemas.openxmlformats.org/markup-compatibility/2006" xmlns:aink="http://schemas.microsoft.com/office/drawing/2016/ink" xmlns:am3d="http://schemas.microsoft.com/office/drawing/2017/model3d" xmlns:o="urn:schemas-microsoft-com:office:office" xmlns:oel="http://schemas.microsoft.com/office/2019/extlst" xmlns:r="http://schemas.openxmlformats.org/officeDocument/2006/relationships" xmlns:m="http://schemas.openxmlformats.org/officeDocument/2006/math" xmlns:v="urn:schemas-microsoft-com:vml" xmlns:wp14="http://schemas.microsoft.com/office/word/2010/wordprocessingDrawing" xmlns:wp="http://schemas.openxmlformats.org/drawingml/2006/wordprocessingDrawing" xmlns:w10="urn:schemas-microsoft-com:office:word" xmlns:w="http://schemas.openxmlformats.org/wordprocessingml/2006/main" xmlns:w14="http://schemas.microsoft.com/office/word/2010/wordml" xmlns:w15="http://schemas.microsoft.com/office/word/2012/wordml" xmlns:w16cex="http://schemas.microsoft.com/office/word/2018/wordml/cex" xmlns:w16cid="http://schemas.microsoft.com/office/word/2016/wordml/cid" xmlns:w16="http://schemas.microsoft.com/office/word/2018/wordml" xmlns:w16du="http://schemas.microsoft.com/office/word/2023/wordml/word16du" xmlns:w16sdtdh="http://schemas.microsoft.com/office/word/2020/wordml/sdtdatahash" xmlns:w16sdtfl="http://schemas.microsoft.com/office/word/2024/wordml/sdtformatlock" xmlns:w16se="http://schemas.microsoft.com/office/word/2015/wordml/symex" xmlns:wpg="http://schemas.microsoft.com/office/word/2010/wordprocessingGroup" xmlns:wpi="http://schemas.microsoft.com/office/word/2010/wordprocessingInk" xmlns:wne="http://schemas.microsoft.com/office/word/2006/wordml" xmlns:wps="http://schemas.microsoft.com/office/word/2010/wordprocessingShape" mc:Ignorable="w14 w15 w16se w16cid w16 w16cex w16sdtdh w16sdtfl w16du wp14">
   <w:body>
+    <w:p>
+      <w:pPr>
+        <w:spacing w:after="0"/>
+        <w:rPr>
+          <w:b/>
+          <w:bCs/>
+        </w:rPr>
+      </w:pPr>
+      <w:r>
+        <w:rPr>
+          <w:b/>
+          <w:bCs/>
+        </w:rPr>
+        <w:t>RESUMEN CLASE 30 MAYO SABADO, DINAMICA DE SUELO Y CIMENTACION:</w:t>
+      </w:r>
+    </w:p>
+    <w:p>
+      <w:pPr>
+        <w:spacing w:after="0"/>
+        <w:rPr>
+          <w:b/>
+          <w:bCs/>
+        </w:rPr>
+      </w:pPr>
+    </w:p>
     <w:p>
       <w:pPr>
         <w:spacing w:after="0"/>
@@ -555,6 +580,7 @@
           <w:b/>
           <w:bCs/>
         </w:rPr>
+        <w:lastRenderedPageBreak/>
         <w:t>Vibraciones por Maquinaria:</w:t>
       </w:r>
       <w:r>
@@ -594,453 +620,449 @@
           <w:b/>
           <w:bCs/>
         </w:rPr>
+        <w:t>Cargas Sísmicas:</w:t>
+      </w:r>
+      <w:r>
+        <w:t xml:space="preserve"> Poseen una </w:t>
+      </w:r>
+      <w:r>
+        <w:rPr>
+          <w:b/>
+          <w:bCs/>
+        </w:rPr>
+        <w:t>amplitud alta</w:t>
+      </w:r>
+      <w:r>
+        <w:t xml:space="preserve"> capaz de generar daños estructurales severos, pero con una </w:t>
+      </w:r>
+      <w:r>
+        <w:rPr>
+          <w:b/>
+          <w:bCs/>
+        </w:rPr>
+        <w:t>frecuencia baja</w:t>
+      </w:r>
+      <w:r>
+        <w:t>. Su duración es limitada (segundos) y no son periódicas.</w:t>
+      </w:r>
+    </w:p>
+    <w:p>
+      <w:pPr>
+        <w:spacing w:after="0"/>
+        <w:rPr>
+          <w:b/>
+          <w:bCs/>
+        </w:rPr>
+      </w:pPr>
+      <w:r>
+        <w:rPr>
+          <w:b/>
+          <w:bCs/>
+        </w:rPr>
+        <w:t>Tipos de Aplicación de Carga</w:t>
+      </w:r>
+    </w:p>
+    <w:p>
+      <w:pPr>
+        <w:spacing w:after="0"/>
+      </w:pPr>
+      <w:r>
+        <w:t>Las cargas pueden presentarse de forma:</w:t>
+      </w:r>
+    </w:p>
+    <w:p>
+      <w:pPr>
+        <w:numPr>
+          <w:ilvl w:val="0"/>
+          <w:numId w:val="2"/>
+        </w:numPr>
+        <w:spacing w:after="0"/>
+      </w:pPr>
+      <w:r>
+        <w:t>Armónica.</w:t>
+      </w:r>
+    </w:p>
+    <w:p>
+      <w:pPr>
+        <w:numPr>
+          <w:ilvl w:val="0"/>
+          <w:numId w:val="2"/>
+        </w:numPr>
+        <w:spacing w:after="0"/>
+      </w:pPr>
+      <w:r>
+        <w:t>Periódica.</w:t>
+      </w:r>
+    </w:p>
+    <w:p>
+      <w:pPr>
+        <w:numPr>
+          <w:ilvl w:val="0"/>
+          <w:numId w:val="2"/>
+        </w:numPr>
+        <w:spacing w:after="0"/>
+      </w:pPr>
+      <w:r>
+        <w:t>De impacto (p. ej., un golpe de martillo o hincado de pilotes).</w:t>
+      </w:r>
+    </w:p>
+    <w:p>
+      <w:pPr>
+        <w:numPr>
+          <w:ilvl w:val="0"/>
+          <w:numId w:val="2"/>
+        </w:numPr>
+        <w:spacing w:after="0"/>
+      </w:pPr>
+      <w:r>
+        <w:t xml:space="preserve">Combinada o transitoria (p. ej., un </w:t>
+      </w:r>
+      <w:proofErr w:type="spellStart"/>
+      <w:r>
+        <w:t>acelerograma</w:t>
+      </w:r>
+      <w:proofErr w:type="spellEnd"/>
+      <w:r>
+        <w:t xml:space="preserve"> sísmico).</w:t>
+      </w:r>
+    </w:p>
+    <w:p>
+      <w:pPr>
+        <w:spacing w:after="0"/>
+      </w:pPr>
+      <w:r>
+        <w:t xml:space="preserve">-------------------------------------------------------------------------------- </w:t>
+      </w:r>
+    </w:p>
+    <w:p>
+      <w:pPr>
+        <w:spacing w:after="0"/>
+        <w:rPr>
+          <w:b/>
+          <w:bCs/>
+        </w:rPr>
+      </w:pPr>
+      <w:r>
+        <w:rPr>
+          <w:b/>
+          <w:bCs/>
+        </w:rPr>
+        <w:t>3. Propagación de Ondas en Medios Elásticos</w:t>
+      </w:r>
+    </w:p>
+    <w:p>
+      <w:pPr>
+        <w:spacing w:after="0"/>
+      </w:pPr>
+      <w:r>
+        <w:t>El suelo actúa como un medio para la transmisión de energía sísmica. La velocidad y forma en que estas ondas viajan dependen de la rigidez del material.</w:t>
+      </w:r>
+    </w:p>
+    <w:p>
+      <w:pPr>
+        <w:spacing w:after="0"/>
+        <w:rPr>
+          <w:b/>
+          <w:bCs/>
+        </w:rPr>
+      </w:pPr>
+      <w:r>
+        <w:rPr>
+          <w:b/>
+          <w:bCs/>
+        </w:rPr>
+        <w:t>3.1 Ondas de Cuerpo (Propagadas por el interior)</w:t>
+      </w:r>
+    </w:p>
+    <w:p>
+      <w:pPr>
+        <w:numPr>
+          <w:ilvl w:val="0"/>
+          <w:numId w:val="3"/>
+        </w:numPr>
+        <w:spacing w:after="0"/>
+      </w:pPr>
+      <w:r>
+        <w:rPr>
+          <w:b/>
+          <w:bCs/>
+        </w:rPr>
+        <w:t>Ondas P (Primarias):</w:t>
+      </w:r>
+      <w:r>
+        <w:t xml:space="preserve"> Son las más rápidas. Viajan por compresión y expansión. Se propagan en sólidos, líquidos y gases.</w:t>
+      </w:r>
+    </w:p>
+    <w:p>
+      <w:pPr>
+        <w:numPr>
+          <w:ilvl w:val="0"/>
+          <w:numId w:val="3"/>
+        </w:numPr>
+        <w:spacing w:after="0"/>
+      </w:pPr>
+      <w:r>
+        <w:rPr>
+          <w:b/>
+          <w:bCs/>
+        </w:rPr>
+        <w:t>Ondas S (Secundarias o Transversales):</w:t>
+      </w:r>
+      <w:r>
+        <w:t xml:space="preserve"> Más lentas que las P. El movimiento es perpendicular a la dirección de propagación. </w:t>
+      </w:r>
+      <w:r>
+        <w:rPr>
+          <w:b/>
+          <w:bCs/>
+        </w:rPr>
+        <w:t>Solo se propagan en sólidos</w:t>
+      </w:r>
+      <w:r>
+        <w:t>, ya que requieren rigidez para transmitirse.</w:t>
+      </w:r>
+    </w:p>
+    <w:p>
+      <w:pPr>
+        <w:spacing w:after="0"/>
+        <w:rPr>
+          <w:b/>
+          <w:bCs/>
+        </w:rPr>
+      </w:pPr>
+      <w:r>
+        <w:rPr>
+          <w:b/>
+          <w:bCs/>
+        </w:rPr>
+        <w:t>3.2 Ondas de Superficie (Propagadas por la superficie)</w:t>
+      </w:r>
+    </w:p>
+    <w:p>
+      <w:pPr>
+        <w:numPr>
+          <w:ilvl w:val="0"/>
+          <w:numId w:val="4"/>
+        </w:numPr>
+        <w:spacing w:after="0"/>
+      </w:pPr>
+      <w:r>
+        <w:rPr>
+          <w:b/>
+          <w:bCs/>
+        </w:rPr>
+        <w:t>Ondas Rayleigh:</w:t>
+      </w:r>
+      <w:r>
+        <w:t xml:space="preserve"> Generan un movimiento elíptico similar al oleaje del mar.</w:t>
+      </w:r>
+    </w:p>
+    <w:p>
+      <w:pPr>
+        <w:numPr>
+          <w:ilvl w:val="0"/>
+          <w:numId w:val="4"/>
+        </w:numPr>
+        <w:spacing w:after="0"/>
+      </w:pPr>
+      <w:r>
+        <w:rPr>
+          <w:b/>
+          <w:bCs/>
+        </w:rPr>
+        <w:t>Ondas Love:</w:t>
+      </w:r>
+      <w:r>
+        <w:t xml:space="preserve"> Producen un movimiento horizontal puro. Son responsables de las sacudidas más destructivas en la superficie.</w:t>
+      </w:r>
+    </w:p>
+    <w:p>
+      <w:pPr>
+        <w:spacing w:after="0"/>
+        <w:rPr>
+          <w:b/>
+          <w:bCs/>
+        </w:rPr>
+      </w:pPr>
+      <w:r>
+        <w:rPr>
+          <w:b/>
+          <w:bCs/>
+        </w:rPr>
+        <w:t>Velocidades Típicas según el Medio</w:t>
+      </w:r>
+    </w:p>
+    <w:p>
+      <w:pPr>
+        <w:spacing w:after="0"/>
+      </w:pPr>
+      <w:r>
+        <w:t>La velocidad de las ondas aumenta proporcionalmente con la rigidez del material. En la roca sólida (</w:t>
+      </w:r>
+      <w:proofErr w:type="spellStart"/>
+      <w:r>
+        <w:t>bedrock</w:t>
+      </w:r>
+      <w:proofErr w:type="spellEnd"/>
+      <w:r>
+        <w:t>), las aceleraciones suelen ser menores pero la transmisión es más rápida, mientras que en suelos blandos superficiales se produce una amplificación de la onda.</w:t>
+      </w:r>
+    </w:p>
+    <w:p>
+      <w:pPr>
+        <w:spacing w:after="0"/>
+      </w:pPr>
+      <w:r>
+        <w:t xml:space="preserve">-------------------------------------------------------------------------------- </w:t>
+      </w:r>
+    </w:p>
+    <w:p>
+      <w:pPr>
+        <w:spacing w:after="0"/>
+        <w:rPr>
+          <w:b/>
+          <w:bCs/>
+        </w:rPr>
+      </w:pPr>
+      <w:r>
+        <w:rPr>
+          <w:b/>
+          <w:bCs/>
+        </w:rPr>
+        <w:t>4. Propiedades Dinámicas del Suelo</w:t>
+      </w:r>
+    </w:p>
+    <w:p>
+      <w:pPr>
+        <w:spacing w:after="0"/>
+      </w:pPr>
+      <w:r>
+        <w:t>Para modelar el suelo bajo carga dinámica, es imperativo definir parámetros que no se obtienen en ensayos geotécnicos convencionales.</w:t>
+      </w:r>
+    </w:p>
+    <w:p>
+      <w:pPr>
+        <w:numPr>
+          <w:ilvl w:val="0"/>
+          <w:numId w:val="5"/>
+        </w:numPr>
+        <w:spacing w:after="0"/>
+      </w:pPr>
+      <w:r>
+        <w:rPr>
+          <w:b/>
+          <w:bCs/>
+        </w:rPr>
+        <w:t>Módulo de Corte (G):</w:t>
+      </w:r>
+      <w:r>
+        <w:t xml:space="preserve"> Define la rigidez frente a esfuerzos cortantes. Su valor disminuye a medida que aumenta la deformación.</w:t>
+      </w:r>
+    </w:p>
+    <w:p>
+      <w:pPr>
+        <w:numPr>
+          <w:ilvl w:val="0"/>
+          <w:numId w:val="5"/>
+        </w:numPr>
+        <w:spacing w:after="0"/>
+      </w:pPr>
+      <w:r>
+        <w:rPr>
+          <w:b/>
+          <w:bCs/>
+        </w:rPr>
+        <w:t>Relación de Amortiguamiento (D):</w:t>
+      </w:r>
+      <w:r>
+        <w:t xml:space="preserve"> Representa la capacidad del suelo para disipar energía mecánica a través de fricción interna y deformaciones.</w:t>
+      </w:r>
+    </w:p>
+    <w:p>
+      <w:pPr>
+        <w:numPr>
+          <w:ilvl w:val="0"/>
+          <w:numId w:val="5"/>
+        </w:numPr>
+        <w:spacing w:after="0"/>
+      </w:pPr>
+      <w:r>
+        <w:rPr>
+          <w:b/>
+          <w:bCs/>
+        </w:rPr>
+        <w:t>Relación de Poisson:</w:t>
+      </w:r>
+      <w:r>
+        <w:t xml:space="preserve"> Relación entre la deformación transversal y axial. Influye directamente en la propagación de ondas.</w:t>
+      </w:r>
+    </w:p>
+    <w:p>
+      <w:pPr>
+        <w:numPr>
+          <w:ilvl w:val="0"/>
+          <w:numId w:val="5"/>
+        </w:numPr>
+        <w:spacing w:after="0"/>
+      </w:pPr>
+      <w:r>
+        <w:rPr>
+          <w:b/>
+          <w:bCs/>
+        </w:rPr>
+        <w:t>Relación de Resistencia Cíclica (CRR):</w:t>
+      </w:r>
+      <w:r>
+        <w:t xml:space="preserve"> Capacidad del suelo para resistir la licuación. Se evalúa comparándola con la relación de esfuerzo cíclico (CSR).</w:t>
+      </w:r>
+    </w:p>
+    <w:p>
+      <w:pPr>
+        <w:spacing w:after="0"/>
+      </w:pPr>
+      <w:r>
+        <w:t xml:space="preserve">-------------------------------------------------------------------------------- </w:t>
+      </w:r>
+    </w:p>
+    <w:p>
+      <w:pPr>
+        <w:spacing w:after="0"/>
+        <w:rPr>
+          <w:b/>
+          <w:bCs/>
+        </w:rPr>
+      </w:pPr>
+      <w:r>
+        <w:rPr>
+          <w:b/>
+          <w:bCs/>
+        </w:rPr>
+        <w:t>5. Riesgos Geotécnicos y Mitigación</w:t>
+      </w:r>
+    </w:p>
+    <w:p>
+      <w:pPr>
+        <w:spacing w:after="0"/>
+        <w:rPr>
+          <w:b/>
+          <w:bCs/>
+        </w:rPr>
+      </w:pPr>
+      <w:r>
+        <w:rPr>
+          <w:b/>
+          <w:bCs/>
+        </w:rPr>
+        <w:t>5.1 Licuación de Suelos</w:t>
+      </w:r>
+    </w:p>
+    <w:p>
+      <w:pPr>
+        <w:spacing w:after="0"/>
+      </w:pPr>
+      <w:r>
         <w:lastRenderedPageBreak/>
-        <w:t>Cargas Sísmicas:</w:t>
-      </w:r>
-      <w:r>
-        <w:t xml:space="preserve"> Poseen una </w:t>
-      </w:r>
-      <w:r>
-        <w:rPr>
-          <w:b/>
-          <w:bCs/>
-        </w:rPr>
-        <w:t>amplitud alta</w:t>
-      </w:r>
-      <w:r>
-        <w:t xml:space="preserve"> capaz de generar daños estructurales severos, pero con una </w:t>
-      </w:r>
-      <w:r>
-        <w:rPr>
-          <w:b/>
-          <w:bCs/>
-        </w:rPr>
-        <w:t>frecuencia baja</w:t>
-      </w:r>
-      <w:r>
-        <w:t>. Su duración es limitada (segundos) y no son periódicas.</w:t>
-      </w:r>
-    </w:p>
-    <w:p>
-      <w:pPr>
-        <w:spacing w:after="0"/>
-        <w:rPr>
-          <w:b/>
-          <w:bCs/>
-        </w:rPr>
-      </w:pPr>
-      <w:r>
-        <w:rPr>
-          <w:b/>
-          <w:bCs/>
-        </w:rPr>
-        <w:t>Tipos de Aplicación de Carga</w:t>
-      </w:r>
-    </w:p>
-    <w:p>
-      <w:pPr>
-        <w:spacing w:after="0"/>
-      </w:pPr>
-      <w:r>
-        <w:t>Las cargas pueden presentarse de forma:</w:t>
-      </w:r>
-    </w:p>
-    <w:p>
-      <w:pPr>
-        <w:numPr>
-          <w:ilvl w:val="0"/>
-          <w:numId w:val="2"/>
-        </w:numPr>
-        <w:spacing w:after="0"/>
-      </w:pPr>
-      <w:r>
-        <w:t>Armónica.</w:t>
-      </w:r>
-    </w:p>
-    <w:p>
-      <w:pPr>
-        <w:numPr>
-          <w:ilvl w:val="0"/>
-          <w:numId w:val="2"/>
-        </w:numPr>
-        <w:spacing w:after="0"/>
-      </w:pPr>
-      <w:r>
-        <w:t>Periódica.</w:t>
-      </w:r>
-    </w:p>
-    <w:p>
-      <w:pPr>
-        <w:numPr>
-          <w:ilvl w:val="0"/>
-          <w:numId w:val="2"/>
-        </w:numPr>
-        <w:spacing w:after="0"/>
-      </w:pPr>
-      <w:r>
-        <w:t>De impacto (p. ej., un golpe de martillo o hincado de pilotes).</w:t>
-      </w:r>
-    </w:p>
-    <w:p>
-      <w:pPr>
-        <w:numPr>
-          <w:ilvl w:val="0"/>
-          <w:numId w:val="2"/>
-        </w:numPr>
-        <w:spacing w:after="0"/>
-      </w:pPr>
-      <w:r>
-        <w:t xml:space="preserve">Combinada o transitoria (p. ej., un </w:t>
-      </w:r>
-      <w:proofErr w:type="spellStart"/>
-      <w:r>
-        <w:t>acelerograma</w:t>
-      </w:r>
-      <w:proofErr w:type="spellEnd"/>
-      <w:r>
-        <w:t xml:space="preserve"> sísmico).</w:t>
-      </w:r>
-    </w:p>
-    <w:p>
-      <w:pPr>
-        <w:spacing w:after="0"/>
-      </w:pPr>
-      <w:r>
-        <w:t xml:space="preserve">-------------------------------------------------------------------------------- </w:t>
-      </w:r>
-    </w:p>
-    <w:p>
-      <w:pPr>
-        <w:spacing w:after="0"/>
-        <w:rPr>
-          <w:b/>
-          <w:bCs/>
-        </w:rPr>
-      </w:pPr>
-      <w:r>
-        <w:rPr>
-          <w:b/>
-          <w:bCs/>
-        </w:rPr>
-        <w:t>3. Propagación de Ondas en Medios Elásticos</w:t>
-      </w:r>
-    </w:p>
-    <w:p>
-      <w:pPr>
-        <w:spacing w:after="0"/>
-      </w:pPr>
-      <w:r>
-        <w:t>El suelo actúa como un medio para la transmisión de energía sísmica. La velocidad y forma en que estas ondas viajan dependen de la rigidez del material.</w:t>
-      </w:r>
-    </w:p>
-    <w:p>
-      <w:pPr>
-        <w:spacing w:after="0"/>
-        <w:rPr>
-          <w:b/>
-          <w:bCs/>
-        </w:rPr>
-      </w:pPr>
-      <w:r>
-        <w:rPr>
-          <w:b/>
-          <w:bCs/>
-        </w:rPr>
-        <w:t>3.1 Ondas de Cuerpo (Propagadas por el interior)</w:t>
-      </w:r>
-    </w:p>
-    <w:p>
-      <w:pPr>
-        <w:numPr>
-          <w:ilvl w:val="0"/>
-          <w:numId w:val="3"/>
-        </w:numPr>
-        <w:spacing w:after="0"/>
-      </w:pPr>
-      <w:r>
-        <w:rPr>
-          <w:b/>
-          <w:bCs/>
-        </w:rPr>
-        <w:t>Ondas P (Primarias):</w:t>
-      </w:r>
-      <w:r>
-        <w:t xml:space="preserve"> Son las más rápidas. Viajan por compresión y expansión. Se propagan en sólidos, líquidos y gases.</w:t>
-      </w:r>
-    </w:p>
-    <w:p>
-      <w:pPr>
-        <w:numPr>
-          <w:ilvl w:val="0"/>
-          <w:numId w:val="3"/>
-        </w:numPr>
-        <w:spacing w:after="0"/>
-      </w:pPr>
-      <w:r>
-        <w:rPr>
-          <w:b/>
-          <w:bCs/>
-        </w:rPr>
-        <w:t>Ondas S (Secundarias o Transversales):</w:t>
-      </w:r>
-      <w:r>
-        <w:t xml:space="preserve"> Más lentas que las P. El movimiento es perpendicular a la dirección de propagación. </w:t>
-      </w:r>
-      <w:r>
-        <w:rPr>
-          <w:b/>
-          <w:bCs/>
-        </w:rPr>
-        <w:t>Solo se propagan en sólidos</w:t>
-      </w:r>
-      <w:r>
-        <w:t>, ya que requieren rigidez para transmitirse.</w:t>
-      </w:r>
-    </w:p>
-    <w:p>
-      <w:pPr>
-        <w:spacing w:after="0"/>
-        <w:rPr>
-          <w:b/>
-          <w:bCs/>
-        </w:rPr>
-      </w:pPr>
-      <w:r>
-        <w:rPr>
-          <w:b/>
-          <w:bCs/>
-        </w:rPr>
-        <w:t>3.2 Ondas de Superficie (Propagadas por la superficie)</w:t>
-      </w:r>
-    </w:p>
-    <w:p>
-      <w:pPr>
-        <w:numPr>
-          <w:ilvl w:val="0"/>
-          <w:numId w:val="4"/>
-        </w:numPr>
-        <w:spacing w:after="0"/>
-      </w:pPr>
-      <w:r>
-        <w:rPr>
-          <w:b/>
-          <w:bCs/>
-        </w:rPr>
-        <w:t>Ondas Rayleigh:</w:t>
-      </w:r>
-      <w:r>
-        <w:t xml:space="preserve"> Generan un movimiento elíptico similar al oleaje del mar.</w:t>
-      </w:r>
-    </w:p>
-    <w:p>
-      <w:pPr>
-        <w:numPr>
-          <w:ilvl w:val="0"/>
-          <w:numId w:val="4"/>
-        </w:numPr>
-        <w:spacing w:after="0"/>
-      </w:pPr>
-      <w:r>
-        <w:rPr>
-          <w:b/>
-          <w:bCs/>
-        </w:rPr>
-        <w:t>Ondas Love:</w:t>
-      </w:r>
-      <w:r>
-        <w:t xml:space="preserve"> Producen un movimiento horizontal puro. Son responsables de las sacudidas más destructivas en la superficie.</w:t>
-      </w:r>
-    </w:p>
-    <w:p>
-      <w:pPr>
-        <w:spacing w:after="0"/>
-        <w:rPr>
-          <w:b/>
-          <w:bCs/>
-        </w:rPr>
-      </w:pPr>
-      <w:r>
-        <w:rPr>
-          <w:b/>
-          <w:bCs/>
-        </w:rPr>
-        <w:t>Velocidades Típicas según el Medio</w:t>
-      </w:r>
-    </w:p>
-    <w:p>
-      <w:pPr>
-        <w:spacing w:after="0"/>
-      </w:pPr>
-      <w:r>
-        <w:t>La velocidad de las ondas aumenta proporcionalmente con la rigidez del material. En la roca sólida (</w:t>
-      </w:r>
-      <w:proofErr w:type="spellStart"/>
-      <w:r>
-        <w:t>bedrock</w:t>
-      </w:r>
-      <w:proofErr w:type="spellEnd"/>
-      <w:r>
-        <w:t>), las aceleraciones suelen ser menores pero la transmisión es más rápida, mientras que en suelos blandos superficiales se produce una amplificación de la onda.</w:t>
-      </w:r>
-    </w:p>
-    <w:p>
-      <w:pPr>
-        <w:spacing w:after="0"/>
-      </w:pPr>
-      <w:r>
-        <w:t xml:space="preserve">-------------------------------------------------------------------------------- </w:t>
-      </w:r>
-    </w:p>
-    <w:p>
-      <w:pPr>
-        <w:spacing w:after="0"/>
-        <w:rPr>
-          <w:b/>
-          <w:bCs/>
-        </w:rPr>
-      </w:pPr>
-      <w:r>
-        <w:rPr>
-          <w:b/>
-          <w:bCs/>
-        </w:rPr>
-        <w:t>4. Propiedades Dinámicas del Suelo</w:t>
-      </w:r>
-    </w:p>
-    <w:p>
-      <w:pPr>
-        <w:spacing w:after="0"/>
-      </w:pPr>
-      <w:r>
-        <w:t>Para modelar el suelo bajo carga dinámica, es imperativo definir parámetros que no se obtienen en ensayos geotécnicos convencionales.</w:t>
-      </w:r>
-    </w:p>
-    <w:p>
-      <w:pPr>
-        <w:numPr>
-          <w:ilvl w:val="0"/>
-          <w:numId w:val="5"/>
-        </w:numPr>
-        <w:spacing w:after="0"/>
-      </w:pPr>
-      <w:r>
-        <w:rPr>
-          <w:b/>
-          <w:bCs/>
-        </w:rPr>
-        <w:t>Módulo de Corte (G):</w:t>
-      </w:r>
-      <w:r>
-        <w:t xml:space="preserve"> Define la rigidez frente a esfuerzos cortantes. Su valor disminuye a medida que aumenta la deformación.</w:t>
-      </w:r>
-    </w:p>
-    <w:p>
-      <w:pPr>
-        <w:numPr>
-          <w:ilvl w:val="0"/>
-          <w:numId w:val="5"/>
-        </w:numPr>
-        <w:spacing w:after="0"/>
-      </w:pPr>
-      <w:r>
-        <w:rPr>
-          <w:b/>
-          <w:bCs/>
-        </w:rPr>
-        <w:t>Relación de Amortiguamiento (D):</w:t>
-      </w:r>
-      <w:r>
-        <w:t xml:space="preserve"> Representa la capacidad del suelo para disipar energía mecánica a través de fricción interna y deformaciones.</w:t>
-      </w:r>
-    </w:p>
-    <w:p>
-      <w:pPr>
-        <w:numPr>
-          <w:ilvl w:val="0"/>
-          <w:numId w:val="5"/>
-        </w:numPr>
-        <w:spacing w:after="0"/>
-      </w:pPr>
-      <w:r>
-        <w:rPr>
-          <w:b/>
-          <w:bCs/>
-        </w:rPr>
-        <w:t>Relación de Poisson:</w:t>
-      </w:r>
-      <w:r>
-        <w:t xml:space="preserve"> Relación entre la deformación transversal y axial. Influye directamente en la propagación de ondas.</w:t>
-      </w:r>
-    </w:p>
-    <w:p>
-      <w:pPr>
-        <w:numPr>
-          <w:ilvl w:val="0"/>
-          <w:numId w:val="5"/>
-        </w:numPr>
-        <w:spacing w:after="0"/>
-      </w:pPr>
-      <w:r>
-        <w:rPr>
-          <w:b/>
-          <w:bCs/>
-        </w:rPr>
-        <w:t>Relación de Resistencia Cíclica (CRR):</w:t>
-      </w:r>
-      <w:r>
-        <w:t xml:space="preserve"> Capacidad del suelo para resistir la licuación. Se evalúa comparándola con la relación de esfuerzo cíclico (CSR).</w:t>
-      </w:r>
-    </w:p>
-    <w:p>
-      <w:pPr>
-        <w:spacing w:after="0"/>
-      </w:pPr>
-      <w:r>
-        <w:t xml:space="preserve">-------------------------------------------------------------------------------- </w:t>
-      </w:r>
-    </w:p>
-    <w:p>
-      <w:pPr>
-        <w:spacing w:after="0"/>
-        <w:rPr>
-          <w:b/>
-          <w:bCs/>
-        </w:rPr>
-      </w:pPr>
-      <w:r>
-        <w:rPr>
-          <w:b/>
-          <w:bCs/>
-        </w:rPr>
-        <w:t>5. Riesgos Geotécnicos y Mitigación</w:t>
-      </w:r>
-    </w:p>
-    <w:p>
-      <w:pPr>
-        <w:spacing w:after="0"/>
-        <w:rPr>
-          <w:b/>
-          <w:bCs/>
-        </w:rPr>
-      </w:pPr>
-      <w:r>
-        <w:rPr>
-          <w:b/>
-          <w:bCs/>
-        </w:rPr>
-        <w:t>5.1 Licuación de Suelos</w:t>
-      </w:r>
-    </w:p>
-    <w:p>
-      <w:pPr>
-        <w:spacing w:after="0"/>
-      </w:pPr>
-      <w:r>
-        <w:t xml:space="preserve">Es la pérdida completa de la capacidad de soporte debido al aumento de la presión de poros bajo cargas cíclicas. Ocurre típicamente en depósitos recientes, suelos granulares (arenas) sueltos y con </w:t>
-      </w:r>
-      <w:r>
-        <w:lastRenderedPageBreak/>
-        <w:t xml:space="preserve">presencia de nivel freático alto. El análisis de licuación es ahora obligatorio según normativas como la </w:t>
+        <w:t xml:space="preserve">Es la pérdida completa de la capacidad de soporte debido al aumento de la presión de poros bajo cargas cíclicas. Ocurre típicamente en depósitos recientes, suelos granulares (arenas) sueltos y con presencia de nivel freático alto. El análisis de licuación es ahora obligatorio según normativas como la </w:t>
       </w:r>
       <w:r>
         <w:rPr>
@@ -1597,7 +1619,6 @@
           <w:b/>
           <w:bCs/>
         </w:rPr>
-        <w:lastRenderedPageBreak/>
         <w:t>Guía de Estudio: Dinámica de Suelos y Cimentaciones</w:t>
       </w:r>
     </w:p>
@@ -2294,6 +2315,7 @@
           <w:b/>
           <w:bCs/>
         </w:rPr>
+        <w:lastRenderedPageBreak/>
         <w:t>Ondas Love:</w:t>
       </w:r>
       <w:r>
@@ -2321,92 +2343,498 @@
           <w:b/>
           <w:bCs/>
         </w:rPr>
+        <w:t>4. Propiedades Dinámicas del Suelo</w:t>
+      </w:r>
+    </w:p>
+    <w:p>
+      <w:pPr>
+        <w:spacing w:after="0"/>
+      </w:pPr>
+      <w:r>
+        <w:t>Para modelar el comportamiento del suelo ante sismos o maquinaria, se requieren parámetros específicos que no se obtienen en ensayos estáticos convencionales:</w:t>
+      </w:r>
+    </w:p>
+    <w:p>
+      <w:pPr>
+        <w:numPr>
+          <w:ilvl w:val="0"/>
+          <w:numId w:val="13"/>
+        </w:numPr>
+        <w:spacing w:after="0"/>
+      </w:pPr>
+      <w:r>
+        <w:rPr>
+          <w:b/>
+          <w:bCs/>
+        </w:rPr>
+        <w:t>Módulo de Corte (G):</w:t>
+      </w:r>
+      <w:r>
+        <w:t xml:space="preserve"> Define la rigidez del suelo frente a esfuerzos cortantes dinámicos. Disminuye a medida que aumenta la deformación.</w:t>
+      </w:r>
+    </w:p>
+    <w:p>
+      <w:pPr>
+        <w:numPr>
+          <w:ilvl w:val="0"/>
+          <w:numId w:val="13"/>
+        </w:numPr>
+        <w:spacing w:after="0"/>
+      </w:pPr>
+      <w:r>
+        <w:rPr>
+          <w:b/>
+          <w:bCs/>
+        </w:rPr>
+        <w:t>Relación de Amortiguamiento (D):</w:t>
+      </w:r>
+      <w:r>
+        <w:t xml:space="preserve"> Representa la capacidad del suelo para disipar energía mecánica a través de fricción interna y deformaciones.</w:t>
+      </w:r>
+    </w:p>
+    <w:p>
+      <w:pPr>
+        <w:numPr>
+          <w:ilvl w:val="0"/>
+          <w:numId w:val="13"/>
+        </w:numPr>
+        <w:spacing w:after="0"/>
+      </w:pPr>
+      <w:r>
+        <w:rPr>
+          <w:b/>
+          <w:bCs/>
+        </w:rPr>
+        <w:t>Relación de Poisson (ν):</w:t>
+      </w:r>
+      <w:r>
+        <w:t xml:space="preserve"> Relación entre la deformación transversal y la axial. Influye directamente en la velocidad de propagación de las ondas.</w:t>
+      </w:r>
+    </w:p>
+    <w:p>
+      <w:pPr>
+        <w:numPr>
+          <w:ilvl w:val="0"/>
+          <w:numId w:val="13"/>
+        </w:numPr>
+        <w:spacing w:after="0"/>
+      </w:pPr>
+      <w:r>
+        <w:rPr>
+          <w:b/>
+          <w:bCs/>
+        </w:rPr>
+        <w:t>Relación de Resistencia Cíclica (CRR):</w:t>
+      </w:r>
+      <w:r>
+        <w:t xml:space="preserve"> Capacidad del suelo para resistir la licuación bajo carga sísmica.</w:t>
+      </w:r>
+    </w:p>
+    <w:p>
+      <w:pPr>
+        <w:spacing w:after="0"/>
+      </w:pPr>
+      <w:r>
+        <w:t xml:space="preserve">-------------------------------------------------------------------------------- </w:t>
+      </w:r>
+    </w:p>
+    <w:p>
+      <w:pPr>
+        <w:spacing w:after="0"/>
+        <w:rPr>
+          <w:b/>
+          <w:bCs/>
+        </w:rPr>
+      </w:pPr>
+      <w:r>
+        <w:rPr>
+          <w:b/>
+          <w:bCs/>
+        </w:rPr>
+        <w:t>5. Evaluación de Riesgos: Licuación y Resonancia</w:t>
+      </w:r>
+    </w:p>
+    <w:p>
+      <w:pPr>
+        <w:spacing w:after="0"/>
+      </w:pPr>
+      <w:r>
+        <w:t>El análisis dinámico busca mitigar fallos catastróficos asociados a fenómenos específicos:</w:t>
+      </w:r>
+    </w:p>
+    <w:p>
+      <w:pPr>
+        <w:numPr>
+          <w:ilvl w:val="0"/>
+          <w:numId w:val="14"/>
+        </w:numPr>
+        <w:spacing w:after="0"/>
+      </w:pPr>
+      <w:r>
+        <w:rPr>
+          <w:b/>
+          <w:bCs/>
+        </w:rPr>
+        <w:t>Licuación de Suelos:</w:t>
+      </w:r>
+      <w:r>
+        <w:t xml:space="preserve"> Pérdida completa de la capacidad de soporte. Ocurre principalmente en suelos granulares saturados (arenas) donde la presión de poros aumenta por la carga cíclica hasta igualar el esfuerzo confinante, haciendo que el suelo se comporte como un líquido.</w:t>
+      </w:r>
+    </w:p>
+    <w:p>
+      <w:pPr>
+        <w:numPr>
+          <w:ilvl w:val="0"/>
+          <w:numId w:val="14"/>
+        </w:numPr>
+        <w:spacing w:after="0"/>
+      </w:pPr>
+      <w:r>
+        <w:rPr>
+          <w:b/>
+          <w:bCs/>
+        </w:rPr>
+        <w:t>Resonancia:</w:t>
+      </w:r>
+      <w:r>
+        <w:t xml:space="preserve"> Ocurre cuando la frecuencia de una carga externa (maquinaria o sismo) coincide con la frecuencia natural del sistema suelo-estructura. Esto provoca una amplificación de las vibraciones que puede llevar al colapso.</w:t>
+      </w:r>
+    </w:p>
+    <w:p>
+      <w:pPr>
+        <w:spacing w:after="0"/>
+      </w:pPr>
+      <w:r>
+        <w:t xml:space="preserve">-------------------------------------------------------------------------------- </w:t>
+      </w:r>
+    </w:p>
+    <w:p>
+      <w:pPr>
+        <w:spacing w:after="0"/>
+        <w:rPr>
+          <w:b/>
+          <w:bCs/>
+        </w:rPr>
+      </w:pPr>
+      <w:r>
+        <w:rPr>
+          <w:b/>
+          <w:bCs/>
+        </w:rPr>
+        <w:t>Cuestionario de Repaso (Diez Preguntas)</w:t>
+      </w:r>
+    </w:p>
+    <w:p>
+      <w:pPr>
+        <w:numPr>
+          <w:ilvl w:val="0"/>
+          <w:numId w:val="15"/>
+        </w:numPr>
+        <w:spacing w:after="0"/>
+      </w:pPr>
+      <w:r>
+        <w:rPr>
+          <w:b/>
+          <w:bCs/>
+        </w:rPr>
+        <w:t>¿Cuál es la diferencia fundamental entre el análisis estático y el dinámico en términos de equilibrio de fuerzas?</w:t>
+      </w:r>
+    </w:p>
+    <w:p>
+      <w:pPr>
+        <w:numPr>
+          <w:ilvl w:val="0"/>
+          <w:numId w:val="15"/>
+        </w:numPr>
+        <w:spacing w:after="0"/>
+      </w:pPr>
+      <w:r>
+        <w:rPr>
+          <w:b/>
+          <w:bCs/>
+        </w:rPr>
+        <w:t>Explique por qué las ondas S (secundarias) no pueden viajar a través del agua o medios líquidos.</w:t>
+      </w:r>
+    </w:p>
+    <w:p>
+      <w:pPr>
+        <w:numPr>
+          <w:ilvl w:val="0"/>
+          <w:numId w:val="15"/>
+        </w:numPr>
+        <w:spacing w:after="0"/>
+      </w:pPr>
+      <w:r>
+        <w:rPr>
+          <w:b/>
+          <w:bCs/>
+        </w:rPr>
+        <w:t>¿Cómo influye el estado de consolidación y compactación de un suelo en su respuesta ante una carga cíclica?</w:t>
+      </w:r>
+    </w:p>
+    <w:p>
+      <w:pPr>
+        <w:numPr>
+          <w:ilvl w:val="0"/>
+          <w:numId w:val="15"/>
+        </w:numPr>
+        <w:spacing w:after="0"/>
+      </w:pPr>
+      <w:r>
+        <w:rPr>
+          <w:b/>
+          <w:bCs/>
+        </w:rPr>
+        <w:t>Describa la diferencia de diseño entre una cimentación para maquinaria y una cimentación bajo carga sísmica en términos de frecuencia y amplitud.</w:t>
+      </w:r>
+    </w:p>
+    <w:p>
+      <w:pPr>
+        <w:numPr>
+          <w:ilvl w:val="0"/>
+          <w:numId w:val="15"/>
+        </w:numPr>
+        <w:spacing w:after="0"/>
+      </w:pPr>
+      <w:r>
+        <w:rPr>
+          <w:b/>
+          <w:bCs/>
+        </w:rPr>
+        <w:t>¿Qué es el fenómeno de histéresis en el contexto del comportamiento del suelo?</w:t>
+      </w:r>
+    </w:p>
+    <w:p>
+      <w:pPr>
+        <w:numPr>
+          <w:ilvl w:val="0"/>
+          <w:numId w:val="15"/>
+        </w:numPr>
+        <w:spacing w:after="0"/>
+      </w:pPr>
+      <w:r>
+        <w:rPr>
+          <w:b/>
+          <w:bCs/>
+        </w:rPr>
+        <w:t>¿En qué consiste el ensayo de Columna Resonante y qué propiedad busca determinar?</w:t>
+      </w:r>
+    </w:p>
+    <w:p>
+      <w:pPr>
+        <w:numPr>
+          <w:ilvl w:val="0"/>
+          <w:numId w:val="15"/>
+        </w:numPr>
+        <w:spacing w:after="0"/>
+      </w:pPr>
+      <w:r>
+        <w:rPr>
+          <w:b/>
+          <w:bCs/>
+        </w:rPr>
+        <w:t>¿Por qué los suelos densos o las rocas sólidas presentan velocidades de onda más altas que los suelos sueltos?</w:t>
+      </w:r>
+    </w:p>
+    <w:p>
+      <w:pPr>
+        <w:numPr>
+          <w:ilvl w:val="0"/>
+          <w:numId w:val="15"/>
+        </w:numPr>
+        <w:spacing w:after="0"/>
+      </w:pPr>
+      <w:r>
+        <w:rPr>
+          <w:b/>
+          <w:bCs/>
+        </w:rPr>
+        <w:t>Defina el concepto de Interacción Suelo-Estructura (SSI).</w:t>
+      </w:r>
+    </w:p>
+    <w:p>
+      <w:pPr>
+        <w:numPr>
+          <w:ilvl w:val="0"/>
+          <w:numId w:val="15"/>
+        </w:numPr>
+        <w:spacing w:after="0"/>
+      </w:pPr>
+      <w:r>
+        <w:rPr>
+          <w:b/>
+          <w:bCs/>
+        </w:rPr>
+        <w:t>¿Qué factores incrementan el riesgo de licuación en un estrato de suelo específico?</w:t>
+      </w:r>
+    </w:p>
+    <w:p>
+      <w:pPr>
+        <w:numPr>
+          <w:ilvl w:val="0"/>
+          <w:numId w:val="15"/>
+        </w:numPr>
+        <w:spacing w:after="0"/>
+      </w:pPr>
+      <w:r>
+        <w:rPr>
+          <w:b/>
+          <w:bCs/>
+        </w:rPr>
+        <w:t>¿Cuál es la función de los elementos de caucho o amortiguadores viscosos en la cimentación de maquinaria industrial?</w:t>
+      </w:r>
+    </w:p>
+    <w:p>
+      <w:pPr>
+        <w:spacing w:after="0"/>
+      </w:pPr>
+      <w:r>
+        <w:t xml:space="preserve">-------------------------------------------------------------------------------- </w:t>
+      </w:r>
+    </w:p>
+    <w:p>
+      <w:pPr>
+        <w:spacing w:after="0"/>
+        <w:rPr>
+          <w:b/>
+          <w:bCs/>
+        </w:rPr>
+      </w:pPr>
+      <w:r>
+        <w:rPr>
+          <w:b/>
+          <w:bCs/>
+        </w:rPr>
+        <w:t>Clave de Respuestas</w:t>
+      </w:r>
+    </w:p>
+    <w:p>
+      <w:pPr>
+        <w:numPr>
+          <w:ilvl w:val="0"/>
+          <w:numId w:val="16"/>
+        </w:numPr>
+        <w:spacing w:after="0"/>
+      </w:pPr>
+      <w:r>
         <w:lastRenderedPageBreak/>
-        <w:t>4. Propiedades Dinámicas del Suelo</w:t>
-      </w:r>
-    </w:p>
-    <w:p>
-      <w:pPr>
-        <w:spacing w:after="0"/>
-      </w:pPr>
-      <w:r>
-        <w:t>Para modelar el comportamiento del suelo ante sismos o maquinaria, se requieren parámetros específicos que no se obtienen en ensayos estáticos convencionales:</w:t>
-      </w:r>
-    </w:p>
-    <w:p>
-      <w:pPr>
-        <w:numPr>
-          <w:ilvl w:val="0"/>
-          <w:numId w:val="13"/>
-        </w:numPr>
-        <w:spacing w:after="0"/>
-      </w:pPr>
-      <w:r>
-        <w:rPr>
-          <w:b/>
-          <w:bCs/>
-        </w:rPr>
-        <w:t>Módulo de Corte (G):</w:t>
-      </w:r>
-      <w:r>
-        <w:t xml:space="preserve"> Define la rigidez del suelo frente a esfuerzos cortantes dinámicos. Disminuye a medida que aumenta la deformación.</w:t>
-      </w:r>
-    </w:p>
-    <w:p>
-      <w:pPr>
-        <w:numPr>
-          <w:ilvl w:val="0"/>
-          <w:numId w:val="13"/>
-        </w:numPr>
-        <w:spacing w:after="0"/>
-      </w:pPr>
-      <w:r>
-        <w:rPr>
-          <w:b/>
-          <w:bCs/>
-        </w:rPr>
-        <w:t>Relación de Amortiguamiento (D):</w:t>
-      </w:r>
-      <w:r>
-        <w:t xml:space="preserve"> Representa la capacidad del suelo para disipar energía mecánica a través de fricción interna y deformaciones.</w:t>
-      </w:r>
-    </w:p>
-    <w:p>
-      <w:pPr>
-        <w:numPr>
-          <w:ilvl w:val="0"/>
-          <w:numId w:val="13"/>
-        </w:numPr>
-        <w:spacing w:after="0"/>
-      </w:pPr>
-      <w:r>
-        <w:rPr>
-          <w:b/>
-          <w:bCs/>
-        </w:rPr>
-        <w:t>Relación de Poisson (ν):</w:t>
-      </w:r>
-      <w:r>
-        <w:t xml:space="preserve"> Relación entre la deformación transversal y la axial. Influye directamente en la velocidad de propagación de las ondas.</w:t>
-      </w:r>
-    </w:p>
-    <w:p>
-      <w:pPr>
-        <w:numPr>
-          <w:ilvl w:val="0"/>
-          <w:numId w:val="13"/>
-        </w:numPr>
-        <w:spacing w:after="0"/>
-      </w:pPr>
-      <w:r>
-        <w:rPr>
-          <w:b/>
-          <w:bCs/>
-        </w:rPr>
-        <w:t>Relación de Resistencia Cíclica (CRR):</w:t>
-      </w:r>
-      <w:r>
-        <w:t xml:space="preserve"> Capacidad del suelo para resistir la licuación bajo carga sísmica.</w:t>
+        <w:t>En el análisis estático se asume que las fuerzas son constantes y su sumatoria es igual a cero. En el análisis dinámico, las cargas varían en el tiempo y generan efectos inerciales, por lo que la sumatoria de fuerzas es igual a la masa por la aceleración del sistema.</w:t>
+      </w:r>
+    </w:p>
+    <w:p>
+      <w:pPr>
+        <w:numPr>
+          <w:ilvl w:val="0"/>
+          <w:numId w:val="16"/>
+        </w:numPr>
+        <w:spacing w:after="0"/>
+      </w:pPr>
+      <w:r>
+        <w:t>Las ondas S son ondas de corte que requieren rigidez en el medio para transmitirse. Dado que los líquidos no poseen rigidez al corte (no pueden resistir esfuerzos cortantes), estas ondas no pueden propagarse a través de ellos.</w:t>
+      </w:r>
+    </w:p>
+    <w:p>
+      <w:pPr>
+        <w:numPr>
+          <w:ilvl w:val="0"/>
+          <w:numId w:val="16"/>
+        </w:numPr>
+        <w:spacing w:after="0"/>
+      </w:pPr>
+      <w:r>
+        <w:t>Los suelos con mayor compactación y consolidación tienden a ser más rígidos y resistentes a los esfuerzos dinámicos. Esto reduce la probabilidad de sufrir compactación abrupta o deformaciones permanentes bajo cargas cíclicas.</w:t>
+      </w:r>
+    </w:p>
+    <w:p>
+      <w:pPr>
+        <w:numPr>
+          <w:ilvl w:val="0"/>
+          <w:numId w:val="16"/>
+        </w:numPr>
+        <w:spacing w:after="0"/>
+      </w:pPr>
+      <w:r>
+        <w:t xml:space="preserve">La maquinaria genera vibraciones de alta frecuencia y baja amplitud de forma periódica e infinita. Los sismos producen cargas de baja </w:t>
+      </w:r>
+      <w:proofErr w:type="gramStart"/>
+      <w:r>
+        <w:t>frecuencia</w:t>
+      </w:r>
+      <w:proofErr w:type="gramEnd"/>
+      <w:r>
+        <w:t xml:space="preserve"> pero alta amplitud, con una duración limitada de pocos segundos y carácter no periódico.</w:t>
+      </w:r>
+    </w:p>
+    <w:p>
+      <w:pPr>
+        <w:numPr>
+          <w:ilvl w:val="0"/>
+          <w:numId w:val="16"/>
+        </w:numPr>
+        <w:spacing w:after="0"/>
+      </w:pPr>
+      <w:r>
+        <w:t>La histéresis se refiere a la disipación de energía que ocurre durante los ciclos de carga y descarga en el suelo. Se representa en las gráficas de esfuerzo-deformación y está directamente relacionada con la capacidad de amortiguamiento del material.</w:t>
+      </w:r>
+    </w:p>
+    <w:p>
+      <w:pPr>
+        <w:numPr>
+          <w:ilvl w:val="0"/>
+          <w:numId w:val="16"/>
+        </w:numPr>
+        <w:spacing w:after="0"/>
+      </w:pPr>
+      <w:r>
+        <w:t>Es un ensayo de laboratorio avanzado que somete una muestra de suelo a vibraciones controladas. Su objetivo principal es determinar el módulo de corte (G) y la relación de amortiguamiento (D) bajo pequeñas deformaciones.</w:t>
+      </w:r>
+    </w:p>
+    <w:p>
+      <w:pPr>
+        <w:numPr>
+          <w:ilvl w:val="0"/>
+          <w:numId w:val="16"/>
+        </w:numPr>
+        <w:spacing w:after="0"/>
+      </w:pPr>
+      <w:r>
+        <w:t>La velocidad de onda depende de la rigidez del medio. Las rocas y suelos densos tienen una estructura más rígida y compacta, lo que facilita una transmisión más eficiente y rápida de la energía elástica en comparación con medios sueltos.</w:t>
+      </w:r>
+    </w:p>
+    <w:p>
+      <w:pPr>
+        <w:numPr>
+          <w:ilvl w:val="0"/>
+          <w:numId w:val="16"/>
+        </w:numPr>
+        <w:spacing w:after="0"/>
+      </w:pPr>
+      <w:r>
+        <w:t>Es el fenómeno donde el movimiento de la estructura afecta la respuesta del suelo y, a su vez, la flexibilidad del suelo modifica el movimiento de la estructura. Implica modelar el suelo no como un apoyo rígido, sino como un elemento flexible (resorte).</w:t>
+      </w:r>
+    </w:p>
+    <w:p>
+      <w:pPr>
+        <w:numPr>
+          <w:ilvl w:val="0"/>
+          <w:numId w:val="16"/>
+        </w:numPr>
+        <w:spacing w:after="0"/>
+      </w:pPr>
+      <w:r>
+        <w:t>Los factores principales incluyen la presencia de depósitos de arena suelta o mal graduada, un nivel freático alto (saturación) y la aplicación de una carga sísmica de magnitud suficiente para elevar la presión de poros.</w:t>
+      </w:r>
+    </w:p>
+    <w:p>
+      <w:pPr>
+        <w:numPr>
+          <w:ilvl w:val="0"/>
+          <w:numId w:val="16"/>
+        </w:numPr>
+        <w:spacing w:after="0"/>
+      </w:pPr>
+      <w:r>
+        <w:t>Su función es actuar como aislantes de vibración para disipar la energía generada por la máquina. Esto evita que las frecuencias altas se transmitan a la losa o al suelo, protegiendo la integridad de la estructura y otros equipos cercanos.</w:t>
       </w:r>
     </w:p>
     <w:p>
@@ -2430,524 +2858,118 @@
           <w:b/>
           <w:bCs/>
         </w:rPr>
-        <w:t>5. Evaluación de Riesgos: Licuación y Resonancia</w:t>
-      </w:r>
-    </w:p>
-    <w:p>
-      <w:pPr>
-        <w:spacing w:after="0"/>
-      </w:pPr>
-      <w:r>
-        <w:t>El análisis dinámico busca mitigar fallos catastróficos asociados a fenómenos específicos:</w:t>
-      </w:r>
-    </w:p>
-    <w:p>
-      <w:pPr>
-        <w:numPr>
-          <w:ilvl w:val="0"/>
-          <w:numId w:val="14"/>
-        </w:numPr>
-        <w:spacing w:after="0"/>
-      </w:pPr>
-      <w:r>
-        <w:rPr>
-          <w:b/>
-          <w:bCs/>
-        </w:rPr>
-        <w:t>Licuación de Suelos:</w:t>
-      </w:r>
-      <w:r>
-        <w:t xml:space="preserve"> Pérdida completa de la capacidad de soporte. Ocurre principalmente en suelos granulares saturados (arenas) donde la presión de poros aumenta por la carga cíclica hasta igualar el esfuerzo confinante, haciendo que el suelo se comporte como un líquido.</w:t>
-      </w:r>
-    </w:p>
-    <w:p>
-      <w:pPr>
-        <w:numPr>
-          <w:ilvl w:val="0"/>
-          <w:numId w:val="14"/>
-        </w:numPr>
-        <w:spacing w:after="0"/>
-      </w:pPr>
-      <w:r>
-        <w:rPr>
-          <w:b/>
-          <w:bCs/>
-        </w:rPr>
-        <w:t>Resonancia:</w:t>
-      </w:r>
-      <w:r>
-        <w:t xml:space="preserve"> Ocurre cuando la frecuencia de una carga externa (maquinaria o sismo) coincide con la frecuencia natural del sistema suelo-estructura. Esto provoca una amplificación de las vibraciones que puede llevar al colapso.</w:t>
-      </w:r>
-    </w:p>
-    <w:p>
-      <w:pPr>
-        <w:spacing w:after="0"/>
-      </w:pPr>
-      <w:r>
-        <w:t xml:space="preserve">-------------------------------------------------------------------------------- </w:t>
-      </w:r>
-    </w:p>
-    <w:p>
-      <w:pPr>
-        <w:spacing w:after="0"/>
-        <w:rPr>
-          <w:b/>
-          <w:bCs/>
-        </w:rPr>
-      </w:pPr>
-      <w:r>
-        <w:rPr>
-          <w:b/>
-          <w:bCs/>
-        </w:rPr>
-        <w:t>Cuestionario de Repaso (Diez Preguntas)</w:t>
-      </w:r>
-    </w:p>
-    <w:p>
-      <w:pPr>
-        <w:numPr>
-          <w:ilvl w:val="0"/>
-          <w:numId w:val="15"/>
-        </w:numPr>
-        <w:spacing w:after="0"/>
-      </w:pPr>
-      <w:r>
-        <w:rPr>
-          <w:b/>
-          <w:bCs/>
-        </w:rPr>
-        <w:t>¿Cuál es la diferencia fundamental entre el análisis estático y el dinámico en términos de equilibrio de fuerzas?</w:t>
-      </w:r>
-    </w:p>
-    <w:p>
-      <w:pPr>
-        <w:numPr>
-          <w:ilvl w:val="0"/>
-          <w:numId w:val="15"/>
-        </w:numPr>
-        <w:spacing w:after="0"/>
-      </w:pPr>
-      <w:r>
-        <w:rPr>
-          <w:b/>
-          <w:bCs/>
-        </w:rPr>
-        <w:t>Explique por qué las ondas S (secundarias) no pueden viajar a través del agua o medios líquidos.</w:t>
-      </w:r>
-    </w:p>
-    <w:p>
-      <w:pPr>
-        <w:numPr>
-          <w:ilvl w:val="0"/>
-          <w:numId w:val="15"/>
-        </w:numPr>
-        <w:spacing w:after="0"/>
-      </w:pPr>
-      <w:r>
-        <w:rPr>
-          <w:b/>
-          <w:bCs/>
-        </w:rPr>
-        <w:t>¿Cómo influye el estado de consolidación y compactación de un suelo en su respuesta ante una carga cíclica?</w:t>
-      </w:r>
-    </w:p>
-    <w:p>
-      <w:pPr>
-        <w:numPr>
-          <w:ilvl w:val="0"/>
-          <w:numId w:val="15"/>
-        </w:numPr>
-        <w:spacing w:after="0"/>
-      </w:pPr>
-      <w:r>
-        <w:rPr>
-          <w:b/>
-          <w:bCs/>
-        </w:rPr>
-        <w:t>Describa la diferencia de diseño entre una cimentación para maquinaria y una cimentación bajo carga sísmica en términos de frecuencia y amplitud.</w:t>
-      </w:r>
-    </w:p>
-    <w:p>
-      <w:pPr>
-        <w:numPr>
-          <w:ilvl w:val="0"/>
-          <w:numId w:val="15"/>
-        </w:numPr>
-        <w:spacing w:after="0"/>
-      </w:pPr>
-      <w:r>
-        <w:rPr>
-          <w:b/>
-          <w:bCs/>
-        </w:rPr>
-        <w:t>¿Qué es el fenómeno de histéresis en el contexto del comportamiento del suelo?</w:t>
-      </w:r>
-    </w:p>
-    <w:p>
-      <w:pPr>
-        <w:numPr>
-          <w:ilvl w:val="0"/>
-          <w:numId w:val="15"/>
-        </w:numPr>
-        <w:spacing w:after="0"/>
-      </w:pPr>
-      <w:r>
-        <w:rPr>
-          <w:b/>
-          <w:bCs/>
-        </w:rPr>
-        <w:t>¿En qué consiste el ensayo de Columna Resonante y qué propiedad busca determinar?</w:t>
-      </w:r>
-    </w:p>
-    <w:p>
-      <w:pPr>
-        <w:numPr>
-          <w:ilvl w:val="0"/>
-          <w:numId w:val="15"/>
-        </w:numPr>
-        <w:spacing w:after="0"/>
-      </w:pPr>
-      <w:r>
-        <w:rPr>
-          <w:b/>
-          <w:bCs/>
-        </w:rPr>
-        <w:t>¿Por qué los suelos densos o las rocas sólidas presentan velocidades de onda más altas que los suelos sueltos?</w:t>
-      </w:r>
-    </w:p>
-    <w:p>
-      <w:pPr>
-        <w:numPr>
-          <w:ilvl w:val="0"/>
-          <w:numId w:val="15"/>
-        </w:numPr>
-        <w:spacing w:after="0"/>
-      </w:pPr>
-      <w:r>
-        <w:rPr>
-          <w:b/>
-          <w:bCs/>
-        </w:rPr>
-        <w:t>Defina el concepto de Interacción Suelo-Estructura (SSI).</w:t>
-      </w:r>
-    </w:p>
-    <w:p>
-      <w:pPr>
-        <w:numPr>
-          <w:ilvl w:val="0"/>
-          <w:numId w:val="15"/>
-        </w:numPr>
-        <w:spacing w:after="0"/>
-      </w:pPr>
-      <w:r>
-        <w:rPr>
-          <w:b/>
-          <w:bCs/>
-        </w:rPr>
-        <w:t>¿Qué factores incrementan el riesgo de licuación en un estrato de suelo específico?</w:t>
-      </w:r>
-    </w:p>
-    <w:p>
-      <w:pPr>
-        <w:numPr>
-          <w:ilvl w:val="0"/>
-          <w:numId w:val="15"/>
-        </w:numPr>
-        <w:spacing w:after="0"/>
-      </w:pPr>
-      <w:r>
-        <w:rPr>
-          <w:b/>
-          <w:bCs/>
-        </w:rPr>
-        <w:t>¿Cuál es la función de los elementos de caucho o amortiguadores viscosos en la cimentación de maquinaria industrial?</w:t>
-      </w:r>
-    </w:p>
-    <w:p>
-      <w:pPr>
-        <w:spacing w:after="0"/>
-      </w:pPr>
-      <w:r>
-        <w:t xml:space="preserve">-------------------------------------------------------------------------------- </w:t>
-      </w:r>
-    </w:p>
-    <w:p>
-      <w:pPr>
-        <w:spacing w:after="0"/>
-        <w:rPr>
-          <w:b/>
-          <w:bCs/>
-        </w:rPr>
-      </w:pPr>
-      <w:r>
-        <w:rPr>
-          <w:b/>
-          <w:bCs/>
-        </w:rPr>
-        <w:t>Clave de Respuestas</w:t>
-      </w:r>
-    </w:p>
-    <w:p>
-      <w:pPr>
-        <w:numPr>
-          <w:ilvl w:val="0"/>
-          <w:numId w:val="16"/>
-        </w:numPr>
-        <w:spacing w:after="0"/>
-      </w:pPr>
-      <w:r>
-        <w:t>En el análisis estático se asume que las fuerzas son constantes y su sumatoria es igual a cero. En el análisis dinámico, las cargas varían en el tiempo y generan efectos inerciales, por lo que la sumatoria de fuerzas es igual a la masa por la aceleración del sistema.</w:t>
-      </w:r>
-    </w:p>
-    <w:p>
-      <w:pPr>
-        <w:numPr>
-          <w:ilvl w:val="0"/>
-          <w:numId w:val="16"/>
-        </w:numPr>
-        <w:spacing w:after="0"/>
-      </w:pPr>
-      <w:r>
+        <w:t>Temas de Ensayo Sugeridos</w:t>
+      </w:r>
+    </w:p>
+    <w:p>
+      <w:pPr>
+        <w:numPr>
+          <w:ilvl w:val="0"/>
+          <w:numId w:val="17"/>
+        </w:numPr>
+        <w:spacing w:after="0"/>
+      </w:pPr>
+      <w:r>
+        <w:rPr>
+          <w:b/>
+          <w:bCs/>
+        </w:rPr>
+        <w:t>Efectos de la Estratigrafía en la Amplificación Sísmica:</w:t>
+      </w:r>
+      <w:r>
+        <w:t xml:space="preserve"> Analice cómo el paso de ondas desde la roca basal hasta depósitos de suelo blando en la superficie puede amplificar las aceleraciones y el daño estructural.</w:t>
+      </w:r>
+    </w:p>
+    <w:p>
+      <w:pPr>
+        <w:numPr>
+          <w:ilvl w:val="0"/>
+          <w:numId w:val="17"/>
+        </w:numPr>
+        <w:spacing w:after="0"/>
+      </w:pPr>
+      <w:r>
+        <w:rPr>
+          <w:b/>
+          <w:bCs/>
+        </w:rPr>
+        <w:t>Desafíos en la Modelación de Suelos mediante Elementos Finitos:</w:t>
+      </w:r>
+      <w:r>
+        <w:t xml:space="preserve"> Discuta la complejidad de asignar parámetros dinámicos (como el drenaje y la presión de poros) en software de simulación y la importancia de la fidelidad de los datos de laboratorio.</w:t>
+      </w:r>
+    </w:p>
+    <w:p>
+      <w:pPr>
+        <w:numPr>
+          <w:ilvl w:val="0"/>
+          <w:numId w:val="17"/>
+        </w:numPr>
+        <w:spacing w:after="0"/>
+      </w:pPr>
+      <w:r>
+        <w:rPr>
+          <w:b/>
+          <w:bCs/>
+        </w:rPr>
+        <w:t>Mitigación de la Licuación en Proyectos de Infraestructura Crítica:</w:t>
+      </w:r>
+      <w:r>
+        <w:t xml:space="preserve"> Evalúe las técnicas de mejoramiento de suelos (como columnas de grava o </w:t>
+      </w:r>
+      <w:proofErr w:type="spellStart"/>
+      <w:r>
+        <w:t>vibroflotación</w:t>
+      </w:r>
+      <w:proofErr w:type="spellEnd"/>
+      <w:r>
+        <w:t>) y su efectividad para densificar terrenos susceptibles a fallos cíclicos.</w:t>
+      </w:r>
+    </w:p>
+    <w:p>
+      <w:pPr>
+        <w:numPr>
+          <w:ilvl w:val="0"/>
+          <w:numId w:val="17"/>
+        </w:numPr>
+        <w:spacing w:after="0"/>
+      </w:pPr>
+      <w:r>
+        <w:rPr>
+          <w:b/>
+          <w:bCs/>
+        </w:rPr>
+        <w:t>La Importancia del Análisis Dinámico en el Diseño de Cimentaciones para Maquinaria Pesada:</w:t>
+      </w:r>
+      <w:r>
+        <w:t xml:space="preserve"> Explique cómo el diseño debe evitar la resonancia y considerar ciclos de carga infinitos para prevenir la fatiga del suelo.</w:t>
+      </w:r>
+    </w:p>
+    <w:p>
+      <w:pPr>
+        <w:numPr>
+          <w:ilvl w:val="0"/>
+          <w:numId w:val="17"/>
+        </w:numPr>
+        <w:spacing w:after="0"/>
+      </w:pPr>
+      <w:r>
+        <w:rPr>
+          <w:b/>
+          <w:bCs/>
+        </w:rPr>
         <w:lastRenderedPageBreak/>
-        <w:t>Las ondas S son ondas de corte que requieren rigidez en el medio para transmitirse. Dado que los líquidos no poseen rigidez al corte (no pueden resistir esfuerzos cortantes), estas ondas no pueden propagarse a través de ellos.</w:t>
-      </w:r>
-    </w:p>
-    <w:p>
-      <w:pPr>
-        <w:numPr>
-          <w:ilvl w:val="0"/>
-          <w:numId w:val="16"/>
-        </w:numPr>
-        <w:spacing w:after="0"/>
-      </w:pPr>
-      <w:r>
-        <w:t>Los suelos con mayor compactación y consolidación tienden a ser más rígidos y resistentes a los esfuerzos dinámicos. Esto reduce la probabilidad de sufrir compactación abrupta o deformaciones permanentes bajo cargas cíclicas.</w:t>
-      </w:r>
-    </w:p>
-    <w:p>
-      <w:pPr>
-        <w:numPr>
-          <w:ilvl w:val="0"/>
-          <w:numId w:val="16"/>
-        </w:numPr>
-        <w:spacing w:after="0"/>
-      </w:pPr>
-      <w:r>
-        <w:t xml:space="preserve">La maquinaria genera vibraciones de alta frecuencia y baja amplitud de forma periódica e infinita. Los sismos producen cargas de baja </w:t>
-      </w:r>
-      <w:proofErr w:type="gramStart"/>
-      <w:r>
-        <w:t>frecuencia</w:t>
-      </w:r>
-      <w:proofErr w:type="gramEnd"/>
-      <w:r>
-        <w:t xml:space="preserve"> pero alta amplitud, con una duración limitada de pocos segundos y carácter no periódico.</w:t>
-      </w:r>
-    </w:p>
-    <w:p>
-      <w:pPr>
-        <w:numPr>
-          <w:ilvl w:val="0"/>
-          <w:numId w:val="16"/>
-        </w:numPr>
-        <w:spacing w:after="0"/>
-      </w:pPr>
-      <w:r>
-        <w:t>La histéresis se refiere a la disipación de energía que ocurre durante los ciclos de carga y descarga en el suelo. Se representa en las gráficas de esfuerzo-deformación y está directamente relacionada con la capacidad de amortiguamiento del material.</w:t>
-      </w:r>
-    </w:p>
-    <w:p>
-      <w:pPr>
-        <w:numPr>
-          <w:ilvl w:val="0"/>
-          <w:numId w:val="16"/>
-        </w:numPr>
-        <w:spacing w:after="0"/>
-      </w:pPr>
-      <w:r>
-        <w:t>Es un ensayo de laboratorio avanzado que somete una muestra de suelo a vibraciones controladas. Su objetivo principal es determinar el módulo de corte (G) y la relación de amortiguamiento (D) bajo pequeñas deformaciones.</w:t>
-      </w:r>
-    </w:p>
-    <w:p>
-      <w:pPr>
-        <w:numPr>
-          <w:ilvl w:val="0"/>
-          <w:numId w:val="16"/>
-        </w:numPr>
-        <w:spacing w:after="0"/>
-      </w:pPr>
-      <w:r>
-        <w:t>La velocidad de onda depende de la rigidez del medio. Las rocas y suelos densos tienen una estructura más rígida y compacta, lo que facilita una transmisión más eficiente y rápida de la energía elástica en comparación con medios sueltos.</w:t>
-      </w:r>
-    </w:p>
-    <w:p>
-      <w:pPr>
-        <w:numPr>
-          <w:ilvl w:val="0"/>
-          <w:numId w:val="16"/>
-        </w:numPr>
-        <w:spacing w:after="0"/>
-      </w:pPr>
-      <w:r>
-        <w:t>Es el fenómeno donde el movimiento de la estructura afecta la respuesta del suelo y, a su vez, la flexibilidad del suelo modifica el movimiento de la estructura. Implica modelar el suelo no como un apoyo rígido, sino como un elemento flexible (resorte).</w:t>
-      </w:r>
-    </w:p>
-    <w:p>
-      <w:pPr>
-        <w:numPr>
-          <w:ilvl w:val="0"/>
-          <w:numId w:val="16"/>
-        </w:numPr>
-        <w:spacing w:after="0"/>
-      </w:pPr>
-      <w:r>
-        <w:t>Los factores principales incluyen la presencia de depósitos de arena suelta o mal graduada, un nivel freático alto (saturación) y la aplicación de una carga sísmica de magnitud suficiente para elevar la presión de poros.</w:t>
-      </w:r>
-    </w:p>
-    <w:p>
-      <w:pPr>
-        <w:numPr>
-          <w:ilvl w:val="0"/>
-          <w:numId w:val="16"/>
-        </w:numPr>
-        <w:spacing w:after="0"/>
-      </w:pPr>
-      <w:r>
-        <w:t>Su función es actuar como aislantes de vibración para disipar la energía generada por la máquina. Esto evita que las frecuencias altas se transmitan a la losa o al suelo, protegiendo la integridad de la estructura y otros equipos cercanos.</w:t>
-      </w:r>
-    </w:p>
-    <w:p>
-      <w:pPr>
-        <w:spacing w:after="0"/>
-      </w:pPr>
-      <w:r>
-        <w:t xml:space="preserve">-------------------------------------------------------------------------------- </w:t>
-      </w:r>
-    </w:p>
-    <w:p>
-      <w:pPr>
-        <w:spacing w:after="0"/>
-        <w:rPr>
-          <w:b/>
-          <w:bCs/>
-        </w:rPr>
-      </w:pPr>
-      <w:r>
-        <w:rPr>
-          <w:b/>
-          <w:bCs/>
-        </w:rPr>
-        <w:t>Temas de Ensayo Sugeridos</w:t>
-      </w:r>
-    </w:p>
-    <w:p>
-      <w:pPr>
-        <w:numPr>
-          <w:ilvl w:val="0"/>
-          <w:numId w:val="17"/>
-        </w:numPr>
-        <w:spacing w:after="0"/>
-      </w:pPr>
-      <w:r>
-        <w:rPr>
-          <w:b/>
-          <w:bCs/>
-        </w:rPr>
-        <w:t>Efectos de la Estratigrafía en la Amplificación Sísmica:</w:t>
-      </w:r>
-      <w:r>
-        <w:t xml:space="preserve"> Analice cómo el paso de ondas desde la roca basal hasta depósitos de suelo blando en la superficie puede amplificar las aceleraciones y el daño estructural.</w:t>
-      </w:r>
-    </w:p>
-    <w:p>
-      <w:pPr>
-        <w:numPr>
-          <w:ilvl w:val="0"/>
-          <w:numId w:val="17"/>
-        </w:numPr>
-        <w:spacing w:after="0"/>
-      </w:pPr>
-      <w:r>
-        <w:rPr>
-          <w:b/>
-          <w:bCs/>
-        </w:rPr>
-        <w:t>Desafíos en la Modelación de Suelos mediante Elementos Finitos:</w:t>
-      </w:r>
-      <w:r>
-        <w:t xml:space="preserve"> Discuta la complejidad de asignar parámetros dinámicos (como el drenaje y la presión de poros) en software de simulación y la importancia de la fidelidad de los datos de laboratorio.</w:t>
-      </w:r>
-    </w:p>
-    <w:p>
-      <w:pPr>
-        <w:numPr>
-          <w:ilvl w:val="0"/>
-          <w:numId w:val="17"/>
-        </w:numPr>
-        <w:spacing w:after="0"/>
-      </w:pPr>
-      <w:r>
-        <w:rPr>
-          <w:b/>
-          <w:bCs/>
-        </w:rPr>
-        <w:t>Mitigación de la Licuación en Proyectos de Infraestructura Crítica:</w:t>
-      </w:r>
-      <w:r>
-        <w:t xml:space="preserve"> Evalúe las técnicas de mejoramiento de suelos (como columnas de grava o </w:t>
+        <w:t>Evolución de los Ensayos Geofísicos en la Ingeniería Geotécnica Moderna:</w:t>
+      </w:r>
+      <w:r>
+        <w:t xml:space="preserve"> Compare la utilidad de los métodos de campo (MASW, SPT, Cross-</w:t>
       </w:r>
       <w:proofErr w:type="spellStart"/>
       <w:r>
-        <w:t>vibroflotación</w:t>
+        <w:t>hole</w:t>
       </w:r>
       <w:proofErr w:type="spellEnd"/>
       <w:r>
-        <w:t>) y su efectividad para densificar terrenos susceptibles a fallos cíclicos.</w:t>
-      </w:r>
-    </w:p>
-    <w:p>
-      <w:pPr>
-        <w:numPr>
-          <w:ilvl w:val="0"/>
-          <w:numId w:val="17"/>
-        </w:numPr>
-        <w:spacing w:after="0"/>
-      </w:pPr>
-      <w:r>
-        <w:rPr>
-          <w:b/>
-          <w:bCs/>
-        </w:rPr>
-        <w:t>La Importancia del Análisis Dinámico en el Diseño de Cimentaciones para Maquinaria Pesada:</w:t>
-      </w:r>
-      <w:r>
-        <w:t xml:space="preserve"> Explique cómo el diseño debe evitar la resonancia y considerar ciclos de carga infinitos para prevenir la fatiga del suelo.</w:t>
-      </w:r>
-    </w:p>
-    <w:p>
-      <w:pPr>
-        <w:numPr>
-          <w:ilvl w:val="0"/>
-          <w:numId w:val="17"/>
-        </w:numPr>
-        <w:spacing w:after="0"/>
-      </w:pPr>
-      <w:r>
-        <w:rPr>
-          <w:b/>
-          <w:bCs/>
-        </w:rPr>
-        <w:t>Evolución de los Ensayos Geofísicos en la Ingeniería Geotécnica Moderna:</w:t>
-      </w:r>
-      <w:r>
-        <w:t xml:space="preserve"> Compare la utilidad de los métodos de campo (MASW, SPT, Cross-</w:t>
-      </w:r>
-      <w:proofErr w:type="spellStart"/>
-      <w:r>
-        <w:t>hole</w:t>
-      </w:r>
-      <w:proofErr w:type="spellEnd"/>
-      <w:r>
         <w:t>) frente a los métodos de laboratorio en la determinación de perfiles de velocidad de onda.</w:t>
       </w:r>
     </w:p>
@@ -2956,7 +2978,6 @@
         <w:spacing w:after="0"/>
       </w:pPr>
       <w:r>
-        <w:lastRenderedPageBreak/>
         <w:t xml:space="preserve">-------------------------------------------------------------------------------- </w:t>
       </w:r>
     </w:p>
@@ -6246,6 +6267,7 @@
   <w:style w:type="character" w:default="1" w:styleId="Fuentedeprrafopredeter">
     <w:name w:val="Default Paragraph Font"/>
     <w:uiPriority w:val="1"/>
+    <w:semiHidden/>
     <w:unhideWhenUsed/>
   </w:style>
   <w:style w:type="table" w:default="1" w:styleId="Tablanormal">
